--- a/docs/word/tu_dien_roadmap.docx
+++ b/docs/word/tu_dien_roadmap.docx
@@ -285,7 +285,7 @@
         </w:rPr>
         <w:t xml:space="preserve">Dùng kèm </w:t>
       </w:r>
-      <w:hyperlink w:history="1" r:id="rIdc2e-zlefutveaulbruc_j">
+      <w:hyperlink w:history="1" r:id="rIdayam7if_13ajqdlcdr0jp">
         <w:r>
           <w:rPr>
             <w:rFonts w:ascii="Times New Roman" w:cs="Times New Roman" w:eastAsia="Times New Roman" w:hAnsi="Times New Roman"/>
@@ -2148,6 +2148,7 @@
     <w:p>
       <w:pPr>
         <w:pStyle w:val="Heading1"/>
+        <w:pageBreakBefore/>
       </w:pPr>
       <w:bookmarkStart w:name="muc_2" w:id="1"/>
       <w:r>
@@ -2317,6 +2318,7 @@
     <w:p>
       <w:pPr>
         <w:pStyle w:val="Heading1"/>
+        <w:pageBreakBefore/>
       </w:pPr>
       <w:bookmarkStart w:name="muc_3" w:id="1"/>
       <w:r>
@@ -2511,7 +2513,7 @@
               </w:rPr>
               <w:t xml:space="preserve">: lấy nguồn nào làm chuẩn, công thức chênh lệch, ngưỡng phải giải thích, thứ tự các khoản trong bảng cầu nối. Xem file </w:t>
             </w:r>
-            <w:hyperlink w:history="1" r:id="rIdj7zurwyhtruntn8vw5stc">
+            <w:hyperlink w:history="1" r:id="rIdwa6cnoct-0fz-wc15oykk">
               <w:r>
                 <w:rPr>
                   <w:rFonts w:ascii="Times New Roman" w:cs="Times New Roman" w:eastAsia="Times New Roman" w:hAnsi="Times New Roman"/>
@@ -7857,6 +7859,7 @@
     <w:p>
       <w:pPr>
         <w:pStyle w:val="Heading1"/>
+        <w:pageBreakBefore/>
       </w:pPr>
       <w:bookmarkStart w:name="muc_10" w:id="1"/>
       <w:r>
@@ -8934,7 +8937,7 @@
               </w:rPr>
               <w:t xml:space="preserve"> là bảng cầu nối toàn công ty. Danh sách nhãn ở file </w:t>
             </w:r>
-            <w:hyperlink w:history="1" r:id="rIda8ydwkmsfg6assgsbskoj">
+            <w:hyperlink w:history="1" r:id="rIdbmiksvn0aexgd3-d9nl4a">
               <w:r>
                 <w:rPr>
                   <w:rFonts w:ascii="Times New Roman" w:cs="Times New Roman" w:eastAsia="Times New Roman" w:hAnsi="Times New Roman"/>
@@ -9150,6 +9153,7 @@
     <w:p>
       <w:pPr>
         <w:pStyle w:val="Heading1"/>
+        <w:pageBreakBefore/>
       </w:pPr>
       <w:bookmarkStart w:name="muc_11" w:id="1"/>
       <w:r>
@@ -10401,6 +10405,7 @@
     <w:p>
       <w:pPr>
         <w:pStyle w:val="Heading1"/>
+        <w:pageBreakBefore/>
       </w:pPr>
       <w:bookmarkStart w:name="muc_12" w:id="1"/>
       <w:r>
@@ -10996,7 +11001,7 @@
               </w:rPr>
               <w:t xml:space="preserve">Tổng quan · Cầu nối · Đối soát chi tiết · Hoàn trả, hủy và chất lượng dữ liệu. Yêu cầu chi tiết ở file </w:t>
             </w:r>
-            <w:hyperlink w:history="1" r:id="rIdwlglf8jakcjlnjtwbvtlb">
+            <w:hyperlink w:history="1" r:id="rIdw6foq6dpbwjf-byizwxbk">
               <w:r>
                 <w:rPr>
                   <w:rFonts w:ascii="Times New Roman" w:cs="Times New Roman" w:eastAsia="Times New Roman" w:hAnsi="Times New Roman"/>
